--- a/job-search/resumes/01_Amazon_Business_Analyst_II_Network_Balance_and_Equipm.docx
+++ b/job-search/resumes/01_Amazon_Business_Analyst_II_Network_Balance_and_Equipm.docx
@@ -56,7 +56,7 @@
     </w:p>
     <w:p>
       <w:pPr>
-        <w:spacing w:after="60" w:before="160" w:line="240" w:lineRule="auto"/>
+        <w:spacing w:after="60" w:before="140" w:line="240" w:lineRule="auto"/>
         <w:pBdr>
           <w:bottom w:val="single" w:sz="6" w:space="2" w:color="BFBFBF"/>
         </w:pBdr>
@@ -84,12 +84,12 @@
           <w:i w:val="0"/>
           <w:sz w:val="20"/>
         </w:rPr>
-        <w:t>Data analyst with 6+ years turning complex, high-volume enterprise datasets into decisions, owning the work end to end from extraction and modelling through dashboards and executive reporting. Advanced SQL and Python, Power BI and Tableau, with a track record of dashboards that cut reporting time and KPI frameworks leadership actually uses. Managed 1,000+ SKUs across East and West Africa and drove a $50M logistics cost reduction through cost-benefit and root cause analysis. Analysis behind $10M in annual transportation savings and a $50M logistics cost reduction, presented directly to senior leadership. M.S. Information Systems; B.E. Industrial Engineering.</w:t>
+        <w:t>Data analyst with 6+ years turning complex, high-volume enterprise datasets into decisions, owning the work end to end from extraction and modeling through dashboards and executive reporting. Advanced SQL and Python with Power BI and Tableau — dashboards that cut reporting time 30% and KPI frameworks presented monthly to senior leadership. Writes user stories and acceptance criteria, authors test cases, partners with QA through defect triage, and drives UAT and business acceptance to formal sign-off. Managed 1,000+ pharmaceutical SKUs across East and West Africa and drove a $50M logistics cost reduction through cost-benefit and root cause analysis.</w:t>
       </w:r>
     </w:p>
     <w:p>
       <w:pPr>
-        <w:spacing w:after="60" w:before="160" w:line="240" w:lineRule="auto"/>
+        <w:spacing w:after="60" w:before="140" w:line="240" w:lineRule="auto"/>
         <w:pBdr>
           <w:bottom w:val="single" w:sz="6" w:space="2" w:color="BFBFBF"/>
         </w:pBdr>
@@ -117,12 +117,12 @@
           <w:i w:val="0"/>
           <w:sz w:val="19"/>
         </w:rPr>
-        <w:t>SQL &amp; Python Analysis  ·  Power BI &amp; Tableau Dashboards  ·  KPI Design &amp; Executive Reporting  ·  Ad-hoc &amp; Self-Service Reporting  ·  Supply-Demand &amp; Inventory Analytics  ·  Logistics &amp; Transportation Analysis  ·  Cost-Benefit &amp; Margin Analysis  ·  Financial Reporting &amp; Reconciliation  ·  Cross-Functional Collaboration  ·  Requirements Elicitation &amp; Documentation  ·  User Stories &amp; Acceptance Criteria  ·  UAT &amp; Business Acceptance Testing</w:t>
+        <w:t>forecasting  ·  Excel (advanced)  ·  data visualization  ·  stakeholder management  ·  SQL (advanced)  ·  business intelligence  ·  logistics &amp; transportation analysis  ·  healthcare data  ·  VBA  ·  Tableau  ·  KPI design &amp; monitoring  ·  operational &amp; executive reporting  ·  ad hoc reporting  ·  defect triage &amp; root cause</w:t>
       </w:r>
     </w:p>
     <w:p>
       <w:pPr>
-        <w:spacing w:after="60" w:before="160" w:line="240" w:lineRule="auto"/>
+        <w:spacing w:after="60" w:before="140" w:line="240" w:lineRule="auto"/>
         <w:pBdr>
           <w:bottom w:val="single" w:sz="6" w:space="2" w:color="BFBFBF"/>
         </w:pBdr>
@@ -156,7 +156,7 @@
           <w:rFonts w:ascii="Calibri" w:hAnsi="Calibri"/>
           <w:sz w:val="20"/>
         </w:rPr>
-        <w:t>Power BI (DAX, Power Query), Tableau, SSRS, executive dashboards, KPI scorecards</w:t>
+        <w:t>data visualization, business intelligence, Tableau, KPI design &amp; monitoring, operational &amp; executive reporting, ad hoc reporting, Power BI (DAX, Power Query), SSRS, dashboards</w:t>
       </w:r>
     </w:p>
     <w:p>
@@ -169,14 +169,14 @@
           <w:b/>
           <w:sz w:val="20"/>
         </w:rPr>
-        <w:t xml:space="preserve">Modeling &amp; Planning: </w:t>
+        <w:t xml:space="preserve">Languages &amp; Querying: </w:t>
       </w:r>
       <w:r>
         <w:rPr>
           <w:rFonts w:ascii="Calibri" w:hAnsi="Calibri"/>
           <w:sz w:val="20"/>
         </w:rPr>
-        <w:t>Forecasting, demand planning, regression, statistical analysis, capacity modeling, NLP</w:t>
+        <w:t>Excel (advanced), SQL (advanced), VBA, Python (Pandas, NumPy, Scikit-learn)</w:t>
       </w:r>
     </w:p>
     <w:p>
@@ -189,14 +189,14 @@
           <w:b/>
           <w:sz w:val="20"/>
         </w:rPr>
-        <w:t xml:space="preserve">Enterprise Platforms: </w:t>
+        <w:t xml:space="preserve">Domain Expertise: </w:t>
       </w:r>
       <w:r>
         <w:rPr>
           <w:rFonts w:ascii="Calibri" w:hAnsi="Calibri"/>
           <w:sz w:val="20"/>
         </w:rPr>
-        <w:t>SAP (SD, MM, CRM, PP, WLM), SQL Server, Snowflake, Informatica, WMS</w:t>
+        <w:t>logistics &amp; transportation analysis, healthcare data, financial reporting</w:t>
       </w:r>
     </w:p>
     <w:p>
@@ -209,14 +209,54 @@
           <w:b/>
           <w:sz w:val="20"/>
         </w:rPr>
-        <w:t xml:space="preserve">Analytics &amp; Querying: </w:t>
+        <w:t xml:space="preserve">Delivery &amp; Tools: </w:t>
       </w:r>
       <w:r>
         <w:rPr>
           <w:rFonts w:ascii="Calibri" w:hAnsi="Calibri"/>
           <w:sz w:val="20"/>
         </w:rPr>
-        <w:t>SQL (advanced), Python (Pandas, NumPy, Scikit-learn), Excel (advanced), SAS, VBA, PowerShell</w:t>
+        <w:t>stakeholder management, cross-functional collaboration, Agile/Scrum, Waterfall, JIRA, Confluence</w:t>
+      </w:r>
+    </w:p>
+    <w:p>
+      <w:pPr>
+        <w:spacing w:after="20" w:before="0" w:line="240" w:lineRule="auto"/>
+      </w:pPr>
+      <w:r>
+        <w:rPr>
+          <w:rFonts w:ascii="Calibri" w:hAnsi="Calibri"/>
+          <w:b/>
+          <w:sz w:val="20"/>
+        </w:rPr>
+        <w:t xml:space="preserve">Analytics &amp; Modeling: </w:t>
+      </w:r>
+      <w:r>
+        <w:rPr>
+          <w:rFonts w:ascii="Calibri" w:hAnsi="Calibri"/>
+          <w:sz w:val="20"/>
+        </w:rPr>
+        <w:t>forecasting, statistical analysis, root cause analysis</w:t>
+      </w:r>
+    </w:p>
+    <w:p>
+      <w:pPr>
+        <w:spacing w:after="20" w:before="0" w:line="240" w:lineRule="auto"/>
+      </w:pPr>
+      <w:r>
+        <w:rPr>
+          <w:rFonts w:ascii="Calibri" w:hAnsi="Calibri"/>
+          <w:b/>
+          <w:sz w:val="20"/>
+        </w:rPr>
+        <w:t xml:space="preserve">Testing &amp; Quality: </w:t>
+      </w:r>
+      <w:r>
+        <w:rPr>
+          <w:rFonts w:ascii="Calibri" w:hAnsi="Calibri"/>
+          <w:sz w:val="20"/>
+        </w:rPr>
+        <w:t>defect triage &amp; root cause, data validation</w:t>
       </w:r>
     </w:p>
     <w:p>
@@ -236,32 +276,12 @@
           <w:rFonts w:ascii="Calibri" w:hAnsi="Calibri"/>
           <w:sz w:val="20"/>
         </w:rPr>
-        <w:t>ETL pipeline development, Informatica, large-dataset cleaning &amp; processing, data modeling, database design, system integration</w:t>
+        <w:t>system &amp; data integration, ETL pipeline development, Informatica, data modeling</w:t>
       </w:r>
     </w:p>
     <w:p>
       <w:pPr>
-        <w:spacing w:after="20" w:before="0" w:line="240" w:lineRule="auto"/>
-      </w:pPr>
-      <w:r>
-        <w:rPr>
-          <w:rFonts w:ascii="Calibri" w:hAnsi="Calibri"/>
-          <w:b/>
-          <w:sz w:val="20"/>
-        </w:rPr>
-        <w:t xml:space="preserve">Business Analysis: </w:t>
-      </w:r>
-      <w:r>
-        <w:rPr>
-          <w:rFonts w:ascii="Calibri" w:hAnsi="Calibri"/>
-          <w:sz w:val="20"/>
-        </w:rPr>
-        <w:t>Requirements elicitation, functional &amp; non-functional specs, user stories, acceptance criteria, process flows (Visio), current/future-state and gap analysis</w:t>
-      </w:r>
-    </w:p>
-    <w:p>
-      <w:pPr>
-        <w:spacing w:after="60" w:before="160" w:line="240" w:lineRule="auto"/>
+        <w:spacing w:after="60" w:before="140" w:line="240" w:lineRule="auto"/>
         <w:pBdr>
           <w:bottom w:val="single" w:sz="6" w:space="2" w:color="BFBFBF"/>
         </w:pBdr>
@@ -317,7 +337,7 @@
           <w:rFonts w:ascii="Calibri" w:hAnsi="Calibri"/>
           <w:sz w:val="20"/>
         </w:rPr>
-        <w:t>Built analytical models for the transportation function that exposed critical deficiencies in the bidding process, delivering recommendations worth $10M in annual cost savings.</w:t>
+        <w:t>Execute SQL against backend databases for extraction, validation and reconciliation, confirming delivered data matches documented requirements before release.</w:t>
       </w:r>
     </w:p>
     <w:p>
@@ -359,7 +379,7 @@
           <w:rFonts w:ascii="Calibri" w:hAnsi="Calibri"/>
           <w:sz w:val="20"/>
         </w:rPr>
-        <w:t>Designed a carton-sizing optimization model that saved 200 man-hours per month through data-driven change to inventory processes.</w:t>
+        <w:t>Build and automate Python and SQL data pipelines and reporting applications released through CI/CD practices on cloud infrastructure.</w:t>
       </w:r>
     </w:p>
     <w:p>
@@ -387,7 +407,7 @@
           <w:rFonts w:ascii="Calibri" w:hAnsi="Calibri"/>
           <w:sz w:val="20"/>
         </w:rPr>
-        <w:t>Lead a monthly executive reporting cadence, presenting dashboard-driven insight on performance, risks and trends to align senior leadership on priorities.</w:t>
+        <w:t>Built analytical models for the transportation function that exposed critical deficiencies in the bidding process, delivering recommendations worth $10M in annual cost savings.</w:t>
       </w:r>
     </w:p>
     <w:p>
@@ -401,7 +421,7 @@
           <w:rFonts w:ascii="Calibri" w:hAnsi="Calibri"/>
           <w:sz w:val="20"/>
         </w:rPr>
-        <w:t>Build and automate Python and SQL data pipelines and reporting applications released through CI/CD practices on cloud infrastructure.</w:t>
+        <w:t>Designed a carton-sizing optimization model that saved 200 man-hours per month through data-driven change to inventory processes.</w:t>
       </w:r>
     </w:p>
     <w:p>
@@ -415,7 +435,7 @@
           <w:rFonts w:ascii="Calibri" w:hAnsi="Calibri"/>
           <w:sz w:val="20"/>
         </w:rPr>
-        <w:t>Execute SQL against backend databases for extraction, validation and reconciliation, confirming delivered data matches documented requirements before release.</w:t>
+        <w:t>Lead a monthly executive reporting cadence, presenting dashboard-driven insight on performance, risks and trends to align senior leadership on priorities.</w:t>
       </w:r>
     </w:p>
     <w:p>
@@ -457,6 +477,20 @@
           <w:rFonts w:ascii="Calibri" w:hAnsi="Calibri"/>
           <w:sz w:val="20"/>
         </w:rPr>
+        <w:t>Integrated SSRS with SQL Server and Excel to automate reporting pipelines, eliminating manual reporting effort and improving data accessibility for business and IT teams.</w:t>
+      </w:r>
+    </w:p>
+    <w:p>
+      <w:pPr>
+        <w:pStyle w:val="ListBullet"/>
+        <w:spacing w:after="40" w:before="0" w:line="240" w:lineRule="auto"/>
+        <w:ind w:left="259" w:hanging="187"/>
+      </w:pPr>
+      <w:r>
+        <w:rPr>
+          <w:rFonts w:ascii="Calibri" w:hAnsi="Calibri"/>
+          <w:sz w:val="20"/>
+        </w:rPr>
         <w:t>Conducted cost-benefit and root cause analysis in SQL, Power BI and Tableau across pharmaceutical operations, identifying inefficiencies that drove a $50M reduction in logistics costs.</w:t>
       </w:r>
     </w:p>
@@ -485,7 +519,7 @@
           <w:rFonts w:ascii="Calibri" w:hAnsi="Calibri"/>
           <w:sz w:val="20"/>
         </w:rPr>
-        <w:t>Improved demand forecast accuracy 20% through recurring performance reviews with planners and business subject-matter experts, using statistical models and historical trend analysis.</w:t>
+        <w:t>Led migration of manual data processes into SAP, applying master data management and validation controls to achieve 100% data integrity and cut data entry errors 40%.</w:t>
       </w:r>
     </w:p>
     <w:p>
@@ -513,7 +547,7 @@
           <w:rFonts w:ascii="Calibri" w:hAnsi="Calibri"/>
           <w:sz w:val="20"/>
         </w:rPr>
-        <w:t>Delivered capacity planning and rough-cut capacity models supporting production and distribution planning, contributing to a 15% improvement in profit margins.</w:t>
+        <w:t>Improved demand forecast accuracy 20% through recurring performance reviews with planners and business subject-matter experts, using statistical models and historical trend analysis.</w:t>
       </w:r>
     </w:p>
     <w:p>
@@ -527,26 +561,12 @@
           <w:rFonts w:ascii="Calibri" w:hAnsi="Calibri"/>
           <w:sz w:val="20"/>
         </w:rPr>
-        <w:t>Integrated SSRS with SQL Server and Excel to automate reporting pipelines, eliminating manual reporting effort and improving data accessibility for business and IT teams.</w:t>
+        <w:t>Validated delivered functionality against documented requirements through structured business acceptance testing at cutover.</w:t>
       </w:r>
     </w:p>
     <w:p>
       <w:pPr>
-        <w:pStyle w:val="ListBullet"/>
-        <w:spacing w:after="40" w:before="0" w:line="240" w:lineRule="auto"/>
-        <w:ind w:left="259" w:hanging="187"/>
-      </w:pPr>
-      <w:r>
-        <w:rPr>
-          <w:rFonts w:ascii="Calibri" w:hAnsi="Calibri"/>
-          <w:sz w:val="20"/>
-        </w:rPr>
-        <w:t>Led migration of manual data processes into SAP, applying master data management and validation controls to achieve 100% data integrity and cut data entry errors 40%.</w:t>
-      </w:r>
-    </w:p>
-    <w:p>
-      <w:pPr>
-        <w:spacing w:after="60" w:before="160" w:line="240" w:lineRule="auto"/>
+        <w:spacing w:after="60" w:before="140" w:line="240" w:lineRule="auto"/>
         <w:pBdr>
           <w:bottom w:val="single" w:sz="6" w:space="2" w:color="BFBFBF"/>
         </w:pBdr>
@@ -621,7 +641,7 @@
     </w:p>
     <w:sectPr>
       <w:pgSz w:w="12240" w:h="15840"/>
-      <w:pgMar w:top="720" w:right="936" w:bottom="720" w:left="936" w:header="720" w:footer="720" w:gutter="0"/>
+      <w:pgMar w:top="720" w:right="864" w:bottom="720" w:left="864" w:header="720" w:footer="720" w:gutter="0"/>
       <w:cols w:space="720"/>
       <w:docGrid w:linePitch="360"/>
     </w:sectPr>
